--- a/Documents/IOT_Project_Documents_v0.2.1.docx
+++ b/Documents/IOT_Project_Documents_v0.2.1.docx
@@ -1015,25 +1015,7 @@
                 <w:szCs w:val="20"/>
                 <w:lang w:eastAsia="ja-JP"/>
               </w:rPr>
-              <w:t xml:space="preserve">Hardware </w:t>
-            </w:r>
-            <w:r>
-              <w:rPr>
-                <w:rFonts w:ascii="Times New Roman" w:hAnsi="Times New Roman" w:cs="Times New Roman"/>
-                <w:sz w:val="20"/>
-                <w:szCs w:val="20"/>
-                <w:lang w:eastAsia="ja-JP"/>
-              </w:rPr>
-              <w:t>Red</w:t>
-            </w:r>
-            <w:r>
-              <w:rPr>
-                <w:rFonts w:ascii="Times New Roman" w:hAnsi="Times New Roman" w:cs="Times New Roman"/>
-                <w:sz w:val="20"/>
-                <w:szCs w:val="20"/>
-                <w:lang w:eastAsia="ja-JP"/>
-              </w:rPr>
-              <w:t>esign</w:t>
+              <w:t>Hardware Redesign</w:t>
             </w:r>
           </w:p>
         </w:tc>
@@ -1067,17 +1049,7 @@
                 <w:highlight w:val="cyan"/>
                 <w:lang w:eastAsia="ja-JP"/>
               </w:rPr>
-              <w:t xml:space="preserve"> </w:t>
-            </w:r>
-            <w:r>
-              <w:rPr>
-                <w:rFonts w:ascii="Times New Roman" w:hAnsi="Times New Roman" w:cs="Times New Roman"/>
-                <w:sz w:val="20"/>
-                <w:szCs w:val="20"/>
-                <w:highlight w:val="cyan"/>
-                <w:lang w:eastAsia="ja-JP"/>
-              </w:rPr>
-              <w:t>SRF05</w:t>
+              <w:t xml:space="preserve"> SRF05</w:t>
             </w:r>
           </w:p>
         </w:tc>
@@ -3933,13 +3905,7 @@
         <w:rPr>
           <w:rFonts w:ascii="Times New Roman" w:hAnsi="Times New Roman" w:cs="Times New Roman"/>
         </w:rPr>
-        <w:t>Circuit diagram showing the complete wiring of Arduino controllers, sensors, cameras, LCD, LED, and servo gate.</w:t>
-      </w:r>
-      <w:r>
-        <w:rPr>
-          <w:rFonts w:ascii="Times New Roman" w:hAnsi="Times New Roman" w:cs="Times New Roman"/>
-        </w:rPr>
-        <w:t xml:space="preserve"> </w:t>
+        <w:t xml:space="preserve">Circuit diagram showing the complete wiring of Arduino controllers, sensors, cameras, LCD, LED, and servo gate. </w:t>
       </w:r>
     </w:p>
     <w:p>
@@ -10593,6 +10559,7 @@
   <w:style w:type="character" w:default="1" w:styleId="DefaultParagraphFont">
     <w:name w:val="Default Paragraph Font"/>
     <w:uiPriority w:val="1"/>
+    <w:semiHidden/>
     <w:unhideWhenUsed/>
   </w:style>
   <w:style w:type="table" w:default="1" w:styleId="TableNormal">
